--- a/antigen/docs/kuda-bit-2309.docx
+++ b/antigen/docs/kuda-bit-2309.docx
@@ -9,7 +9,7 @@
           <w:color w:val="1F3864"/>
           <w:sz w:val="34"/>
         </w:rPr>
-        <w:t>Куда бить дальше: топ номенклатур ДМД к встрече 23.09</w:t>
+        <w:t>Куда бить дальше: топ номенклатур ДМД без сроков годности</w:t>
       </w:r>
     </w:p>
     <w:p>
@@ -57,7 +57,7 @@
           <w:color w:val="1F3864"/>
           <w:sz w:val="25"/>
         </w:rPr>
-        <w:t>Что взяли</w:t>
+        <w:t>Что уже взяли — не дублируем</w:t>
       </w:r>
     </w:p>
     <w:p>
@@ -65,7 +65,79 @@
         <w:rPr>
           <w:sz w:val="21"/>
         </w:rPr>
-        <w:t>Акты забраковки Домодедова (место обнаружения «Центр-ДМД») за последние восемь закрытых недель — с 27 июля по 20 сентября. Это 32 378 актов; за год — 269 072. Окно короткое намеренно: работаем на опережение, по тому, что бракуется сейчас, а не по всей истории (триммеры 15 сентября показали, что сезонные товары уходят сами).</w:t>
+        <w:t>Записка предлагает только новое. По протоколам рабочей группы и листу «Мероприятия» в работе уже есть:</w:t>
+      </w:r>
+    </w:p>
+    <w:p>
+      <w:pPr>
+        <w:pStyle w:val="ListBullet"/>
+        <w:spacing w:after="40"/>
+      </w:pPr>
+      <w:r>
+        <w:rPr>
+          <w:sz w:val="21"/>
+        </w:rPr>
+        <w:t>некомплект составных товаров — триммеры, садово-гаражный инструмент (Бек, Кулин, с 09.09);</w:t>
+      </w:r>
+    </w:p>
+    <w:p>
+      <w:pPr>
+        <w:pStyle w:val="ListBullet"/>
+        <w:spacing w:after="40"/>
+      </w:pPr>
+      <w:r>
+        <w:rPr>
+          <w:sz w:val="21"/>
+        </w:rPr>
+        <w:t>мех. повреждения красок, грунтов, ЛВЖ и ГСМ — хранение, обращение, дополнительная упаковка (Бек, Кулин, с 09.09);</w:t>
+      </w:r>
+    </w:p>
+    <w:p>
+      <w:pPr>
+        <w:pStyle w:val="ListBullet"/>
+        <w:spacing w:after="40"/>
+      </w:pPr>
+      <w:r>
+        <w:rPr>
+          <w:sz w:val="21"/>
+        </w:rPr>
+        <w:t>качество отгрузки — обрешётка под длинный товар, тубусы, фиксация брака по рядам погрузки (Бек);</w:t>
+      </w:r>
+    </w:p>
+    <w:p>
+      <w:pPr>
+        <w:pStyle w:val="ListBullet"/>
+        <w:spacing w:after="40"/>
+      </w:pPr>
+      <w:r>
+        <w:rPr>
+          <w:sz w:val="21"/>
+        </w:rPr>
+        <w:t>возвратный поток и многооборотная пластиковая тара на обратной логистике (Чударов, Храмов);</w:t>
+      </w:r>
+    </w:p>
+    <w:p>
+      <w:pPr>
+        <w:pStyle w:val="ListBullet"/>
+        <w:spacing w:after="40"/>
+      </w:pPr>
+      <w:r>
+        <w:rPr>
+          <w:sz w:val="21"/>
+        </w:rPr>
+        <w:t>хранение — лимит SKU на ячейку, раздельное хранение хрупкого, И-сектор навалом (лист «Мероприятия»);</w:t>
+      </w:r>
+    </w:p>
+    <w:p>
+      <w:pPr>
+        <w:pStyle w:val="ListBullet"/>
+        <w:spacing w:after="40"/>
+      </w:pPr>
+      <w:r>
+        <w:rPr>
+          <w:sz w:val="21"/>
+        </w:rPr>
+        <w:t>люди — операторы контроля, обходы мест хранения с бригадирами, материальная ответственность, KPI по браку.</w:t>
       </w:r>
     </w:p>
     <w:p/>
@@ -76,7 +148,7 @@
           <w:color w:val="1F3864"/>
           <w:sz w:val="25"/>
         </w:rPr>
-        <w:t>Вывод первый: по дефекту картина обманчива</w:t>
+        <w:t>Что взяли в расчёт</w:t>
       </w:r>
     </w:p>
     <w:p>
@@ -84,7 +156,18 @@
         <w:rPr>
           <w:sz w:val="21"/>
         </w:rPr>
-        <w:t>Мех. повреждения — почти половина всех актов, но самая частая позиция даёт всего 4,9% дефекта, а пять самых частых вместе — 7,3%. Бить по отдельным товарам здесь бесполезно: работает только правило хранения для целой модели учёта.</w:t>
+        <w:t>Акты забраковки Домодедова (место обнаружения «Центр-ДМД») за последние восемь закрытых недель — с 27 июля по 20 сентября. Всего 32 378 актов, из них 4 296 (13%) — «истёк срок годности». Сроки на рабочей группе договорились пока не брать: WMS после приёмки не хранит партию и срок по ячейке, и решения без этого нет. Поэтому они убраны из расчёта целиком, остаётся 28 082 акта, и все доли ниже — от них. Окно короткое намеренно: работаем на опережение, по тому, что бракуется сейчас, а не по всей истории (триммеры 15 сентября показали, что сезонные товары уходят сами).</w:t>
+      </w:r>
+    </w:p>
+    <w:p/>
+    <w:p>
+      <w:r>
+        <w:rPr>
+          <w:b/>
+          <w:color w:val="1F3864"/>
+          <w:sz w:val="25"/>
+        </w:rPr>
+        <w:t>Вывод: по дефекту картина обманчива</w:t>
       </w:r>
     </w:p>
     <w:p>
@@ -92,7 +175,15 @@
         <w:rPr>
           <w:sz w:val="21"/>
         </w:rPr>
-        <w:t>Срок годности — наоборот: 13% актов, но пять позиций дают две трети дефекта. Некомплект — 20% актов, и одна позиция, литровое ведро, держит 18% из них.</w:t>
+        <w:t>Мех. повреждения — больше половины актов, но самая частая позиция даёт всего 4,9% дефекта, а пять самых частых вместе — 7,3%. Бить по отдельным товарам здесь бесполезно: работает только правило хранения для целой модели учёта или группы товара.</w:t>
+      </w:r>
+    </w:p>
+    <w:p>
+      <w:r>
+        <w:rPr>
+          <w:sz w:val="21"/>
+        </w:rPr>
+        <w:t>Некомплект — наоборот: 23% актов, и одна позиция, литровое ведро, держит 18% из них. Здесь одно понятное действие снимает заметную часть дефекта.</w:t>
       </w:r>
     </w:p>
     <w:tbl>
@@ -147,7 +238,7 @@
                 <w:b/>
                 <w:sz w:val="19"/>
               </w:rPr>
-              <w:t>Доля всех</w:t>
+              <w:t>Доля</w:t>
             </w:r>
           </w:p>
         </w:tc>
@@ -216,7 +307,7 @@
               <w:rPr>
                 <w:sz w:val="19"/>
               </w:rPr>
-              <w:t>48,2%</w:t>
+              <w:t>55,6%</w:t>
             </w:r>
           </w:p>
         </w:tc>
@@ -283,7 +374,7 @@
               <w:rPr>
                 <w:sz w:val="19"/>
               </w:rPr>
-              <w:t>19,9%</w:t>
+              <w:t>22,9%</w:t>
             </w:r>
           </w:p>
         </w:tc>
@@ -324,73 +415,6 @@
               <w:rPr>
                 <w:sz w:val="19"/>
               </w:rPr>
-              <w:t>Истёк срок годности</w:t>
-            </w:r>
-          </w:p>
-        </w:tc>
-        <w:tc>
-          <w:tcPr>
-            <w:tcW w:type="dxa" w:w="1728"/>
-          </w:tcPr>
-          <w:p>
-            <w:r>
-              <w:rPr>
-                <w:sz w:val="19"/>
-              </w:rPr>
-              <w:t>4 296</w:t>
-            </w:r>
-          </w:p>
-        </w:tc>
-        <w:tc>
-          <w:tcPr>
-            <w:tcW w:type="dxa" w:w="1728"/>
-          </w:tcPr>
-          <w:p>
-            <w:r>
-              <w:rPr>
-                <w:sz w:val="19"/>
-              </w:rPr>
-              <w:t>13,3%</w:t>
-            </w:r>
-          </w:p>
-        </w:tc>
-        <w:tc>
-          <w:tcPr>
-            <w:tcW w:type="dxa" w:w="1728"/>
-          </w:tcPr>
-          <w:p>
-            <w:r>
-              <w:rPr>
-                <w:sz w:val="19"/>
-              </w:rPr>
-              <w:t>31,2%</w:t>
-            </w:r>
-          </w:p>
-        </w:tc>
-        <w:tc>
-          <w:tcPr>
-            <w:tcW w:type="dxa" w:w="1728"/>
-          </w:tcPr>
-          <w:p>
-            <w:r>
-              <w:rPr>
-                <w:sz w:val="19"/>
-              </w:rPr>
-              <w:t>66,7%</w:t>
-            </w:r>
-          </w:p>
-        </w:tc>
-      </w:tr>
-      <w:tr>
-        <w:tc>
-          <w:tcPr>
-            <w:tcW w:type="dxa" w:w="1728"/>
-          </w:tcPr>
-          <w:p>
-            <w:r>
-              <w:rPr>
-                <w:sz w:val="19"/>
-              </w:rPr>
               <w:t>Нарушение целостности</w:t>
             </w:r>
           </w:p>
@@ -417,7 +441,7 @@
               <w:rPr>
                 <w:sz w:val="19"/>
               </w:rPr>
-              <w:t>6,0%</w:t>
+              <w:t>6,9%</w:t>
             </w:r>
           </w:p>
         </w:tc>
@@ -484,7 +508,7 @@
               <w:rPr>
                 <w:sz w:val="19"/>
               </w:rPr>
-              <w:t>5,6%</w:t>
+              <w:t>6,4%</w:t>
             </w:r>
           </w:p>
         </w:tc>
@@ -515,6 +539,207 @@
           </w:p>
         </w:tc>
       </w:tr>
+      <w:tr>
+        <w:tc>
+          <w:tcPr>
+            <w:tcW w:type="dxa" w:w="1728"/>
+          </w:tcPr>
+          <w:p>
+            <w:r>
+              <w:rPr>
+                <w:sz w:val="19"/>
+              </w:rPr>
+              <w:t>Прочие дефекты</w:t>
+            </w:r>
+          </w:p>
+        </w:tc>
+        <w:tc>
+          <w:tcPr>
+            <w:tcW w:type="dxa" w:w="1728"/>
+          </w:tcPr>
+          <w:p>
+            <w:r>
+              <w:rPr>
+                <w:sz w:val="19"/>
+              </w:rPr>
+              <w:t>915</w:t>
+            </w:r>
+          </w:p>
+        </w:tc>
+        <w:tc>
+          <w:tcPr>
+            <w:tcW w:type="dxa" w:w="1728"/>
+          </w:tcPr>
+          <w:p>
+            <w:r>
+              <w:rPr>
+                <w:sz w:val="19"/>
+              </w:rPr>
+              <w:t>3,3%</w:t>
+            </w:r>
+          </w:p>
+        </w:tc>
+        <w:tc>
+          <w:tcPr>
+            <w:tcW w:type="dxa" w:w="1728"/>
+          </w:tcPr>
+          <w:p>
+            <w:r>
+              <w:rPr>
+                <w:sz w:val="19"/>
+              </w:rPr>
+              <w:t>11,5%</w:t>
+            </w:r>
+          </w:p>
+        </w:tc>
+        <w:tc>
+          <w:tcPr>
+            <w:tcW w:type="dxa" w:w="1728"/>
+          </w:tcPr>
+          <w:p>
+            <w:r>
+              <w:rPr>
+                <w:sz w:val="19"/>
+              </w:rPr>
+              <w:t>23,8%</w:t>
+            </w:r>
+          </w:p>
+        </w:tc>
+      </w:tr>
+      <w:tr>
+        <w:tc>
+          <w:tcPr>
+            <w:tcW w:type="dxa" w:w="1728"/>
+          </w:tcPr>
+          <w:p>
+            <w:r>
+              <w:rPr>
+                <w:sz w:val="19"/>
+              </w:rPr>
+              <w:t>Не товарный вид</w:t>
+            </w:r>
+          </w:p>
+        </w:tc>
+        <w:tc>
+          <w:tcPr>
+            <w:tcW w:type="dxa" w:w="1728"/>
+          </w:tcPr>
+          <w:p>
+            <w:r>
+              <w:rPr>
+                <w:sz w:val="19"/>
+              </w:rPr>
+              <w:t>771</w:t>
+            </w:r>
+          </w:p>
+        </w:tc>
+        <w:tc>
+          <w:tcPr>
+            <w:tcW w:type="dxa" w:w="1728"/>
+          </w:tcPr>
+          <w:p>
+            <w:r>
+              <w:rPr>
+                <w:sz w:val="19"/>
+              </w:rPr>
+              <w:t>2,7%</w:t>
+            </w:r>
+          </w:p>
+        </w:tc>
+        <w:tc>
+          <w:tcPr>
+            <w:tcW w:type="dxa" w:w="1728"/>
+          </w:tcPr>
+          <w:p>
+            <w:r>
+              <w:rPr>
+                <w:sz w:val="19"/>
+              </w:rPr>
+              <w:t>2,7%</w:t>
+            </w:r>
+          </w:p>
+        </w:tc>
+        <w:tc>
+          <w:tcPr>
+            <w:tcW w:type="dxa" w:w="1728"/>
+          </w:tcPr>
+          <w:p>
+            <w:r>
+              <w:rPr>
+                <w:sz w:val="19"/>
+              </w:rPr>
+              <w:t>11,0%</w:t>
+            </w:r>
+          </w:p>
+        </w:tc>
+      </w:tr>
+      <w:tr>
+        <w:tc>
+          <w:tcPr>
+            <w:tcW w:type="dxa" w:w="1728"/>
+          </w:tcPr>
+          <w:p>
+            <w:r>
+              <w:rPr>
+                <w:sz w:val="19"/>
+              </w:rPr>
+              <w:t>Нет маркировки</w:t>
+            </w:r>
+          </w:p>
+        </w:tc>
+        <w:tc>
+          <w:tcPr>
+            <w:tcW w:type="dxa" w:w="1728"/>
+          </w:tcPr>
+          <w:p>
+            <w:r>
+              <w:rPr>
+                <w:sz w:val="19"/>
+              </w:rPr>
+              <w:t>575</w:t>
+            </w:r>
+          </w:p>
+        </w:tc>
+        <w:tc>
+          <w:tcPr>
+            <w:tcW w:type="dxa" w:w="1728"/>
+          </w:tcPr>
+          <w:p>
+            <w:r>
+              <w:rPr>
+                <w:sz w:val="19"/>
+              </w:rPr>
+              <w:t>2,0%</w:t>
+            </w:r>
+          </w:p>
+        </w:tc>
+        <w:tc>
+          <w:tcPr>
+            <w:tcW w:type="dxa" w:w="1728"/>
+          </w:tcPr>
+          <w:p>
+            <w:r>
+              <w:rPr>
+                <w:sz w:val="19"/>
+              </w:rPr>
+              <w:t>7,0%</w:t>
+            </w:r>
+          </w:p>
+        </w:tc>
+        <w:tc>
+          <w:tcPr>
+            <w:tcW w:type="dxa" w:w="1728"/>
+          </w:tcPr>
+          <w:p>
+            <w:r>
+              <w:rPr>
+                <w:sz w:val="19"/>
+              </w:rPr>
+              <w:t>20,3%</w:t>
+            </w:r>
+          </w:p>
+        </w:tc>
+      </w:tr>
     </w:tbl>
     <w:p>
       <w:r>
@@ -523,7 +748,7 @@
           <w:color w:val="595959"/>
           <w:sz w:val="18"/>
         </w:rPr>
-        <w:t>Высокая доля топ-позиций — дефект держится на нескольких товарах, и одно мероприятие снимает его заметную часть.</w:t>
+        <w:t>Без сроков годности, 8 недель, ДМД. Высокая доля топ-позиций — дефект держится на нескольких товарах, и одно мероприятие снимает его заметную часть.</w:t>
       </w:r>
     </w:p>
     <w:p/>
@@ -534,26 +759,7 @@
           <w:color w:val="1F3864"/>
           <w:sz w:val="25"/>
         </w:rPr>
-        <w:t>Вывод второй: часть брака — разовые выбросы партиями</w:t>
-      </w:r>
-    </w:p>
-    <w:p>
-      <w:r>
-        <w:rPr>
-          <w:sz w:val="21"/>
-        </w:rPr>
-        <w:t>У одиннадцати позиций 80% и больше их актов за восемь недель пришлось на одну неделю — это 2 767 актов, 8,5% всех. Смазка для буров ВМПАВТО дала 880 и 449 актов за две недели подряд, герметик IRFIX PU-740 — 706 за одну, паяльный жир REXANT — 352 за одну. Это не ежедневная работа склада, а массовая актировка просроченной партии. Мерами хранения её не поймать — только профилактикой по срокам до того, как партия истечёт.</w:t>
-      </w:r>
-    </w:p>
-    <w:p/>
-    <w:p>
-      <w:r>
-        <w:rPr>
-          <w:b/>
-          <w:color w:val="1F3864"/>
-          <w:sz w:val="25"/>
-        </w:rPr>
-        <w:t>Топ-10 позиций</w:t>
+        <w:t>Топ-10 позиций без сроков годности</w:t>
       </w:r>
     </w:p>
     <w:tbl>
@@ -637,73 +843,6 @@
                 <w:sz w:val="19"/>
               </w:rPr>
               <w:t>Актов за год</w:t>
-            </w:r>
-          </w:p>
-        </w:tc>
-      </w:tr>
-      <w:tr>
-        <w:tc>
-          <w:tcPr>
-            <w:tcW w:type="dxa" w:w="1728"/>
-          </w:tcPr>
-          <w:p>
-            <w:r>
-              <w:rPr>
-                <w:sz w:val="19"/>
-              </w:rPr>
-              <w:t>ВМПАВТО Смазка для буров, туба 200 г</w:t>
-            </w:r>
-          </w:p>
-        </w:tc>
-        <w:tc>
-          <w:tcPr>
-            <w:tcW w:type="dxa" w:w="1728"/>
-          </w:tcPr>
-          <w:p>
-            <w:r>
-              <w:rPr>
-                <w:sz w:val="19"/>
-              </w:rPr>
-              <w:t>1 342</w:t>
-            </w:r>
-          </w:p>
-        </w:tc>
-        <w:tc>
-          <w:tcPr>
-            <w:tcW w:type="dxa" w:w="1728"/>
-          </w:tcPr>
-          <w:p>
-            <w:r>
-              <w:rPr>
-                <w:sz w:val="19"/>
-              </w:rPr>
-              <w:t>срок годности 100%</w:t>
-            </w:r>
-          </w:p>
-        </w:tc>
-        <w:tc>
-          <w:tcPr>
-            <w:tcW w:type="dxa" w:w="1728"/>
-          </w:tcPr>
-          <w:p>
-            <w:r>
-              <w:rPr>
-                <w:sz w:val="19"/>
-              </w:rPr>
-              <w:t>5</w:t>
-            </w:r>
-          </w:p>
-        </w:tc>
-        <w:tc>
-          <w:tcPr>
-            <w:tcW w:type="dxa" w:w="1728"/>
-          </w:tcPr>
-          <w:p>
-            <w:r>
-              <w:rPr>
-                <w:sz w:val="19"/>
-              </w:rPr>
-              <w:t>1 356</w:t>
             </w:r>
           </w:p>
         </w:tc>
@@ -838,207 +977,6 @@
                 <w:sz w:val="19"/>
               </w:rPr>
               <w:t>1 510</w:t>
-            </w:r>
-          </w:p>
-        </w:tc>
-      </w:tr>
-      <w:tr>
-        <w:tc>
-          <w:tcPr>
-            <w:tcW w:type="dxa" w:w="1728"/>
-          </w:tcPr>
-          <w:p>
-            <w:r>
-              <w:rPr>
-                <w:sz w:val="19"/>
-              </w:rPr>
-              <w:t>IRFIX PU-740 полиуретановый герметик 600 мл</w:t>
-            </w:r>
-          </w:p>
-        </w:tc>
-        <w:tc>
-          <w:tcPr>
-            <w:tcW w:type="dxa" w:w="1728"/>
-          </w:tcPr>
-          <w:p>
-            <w:r>
-              <w:rPr>
-                <w:sz w:val="19"/>
-              </w:rPr>
-              <w:t>706</w:t>
-            </w:r>
-          </w:p>
-        </w:tc>
-        <w:tc>
-          <w:tcPr>
-            <w:tcW w:type="dxa" w:w="1728"/>
-          </w:tcPr>
-          <w:p>
-            <w:r>
-              <w:rPr>
-                <w:sz w:val="19"/>
-              </w:rPr>
-              <w:t>срок годности 100%</w:t>
-            </w:r>
-          </w:p>
-        </w:tc>
-        <w:tc>
-          <w:tcPr>
-            <w:tcW w:type="dxa" w:w="1728"/>
-          </w:tcPr>
-          <w:p>
-            <w:r>
-              <w:rPr>
-                <w:sz w:val="19"/>
-              </w:rPr>
-              <w:t>1</w:t>
-            </w:r>
-          </w:p>
-        </w:tc>
-        <w:tc>
-          <w:tcPr>
-            <w:tcW w:type="dxa" w:w="1728"/>
-          </w:tcPr>
-          <w:p>
-            <w:r>
-              <w:rPr>
-                <w:sz w:val="19"/>
-              </w:rPr>
-              <w:t>708</w:t>
-            </w:r>
-          </w:p>
-        </w:tc>
-      </w:tr>
-      <w:tr>
-        <w:tc>
-          <w:tcPr>
-            <w:tcW w:type="dxa" w:w="1728"/>
-          </w:tcPr>
-          <w:p>
-            <w:r>
-              <w:rPr>
-                <w:sz w:val="19"/>
-              </w:rPr>
-              <w:t>HouseMaster акриловый герметик 290 мл</w:t>
-            </w:r>
-          </w:p>
-        </w:tc>
-        <w:tc>
-          <w:tcPr>
-            <w:tcW w:type="dxa" w:w="1728"/>
-          </w:tcPr>
-          <w:p>
-            <w:r>
-              <w:rPr>
-                <w:sz w:val="19"/>
-              </w:rPr>
-              <w:t>450</w:t>
-            </w:r>
-          </w:p>
-        </w:tc>
-        <w:tc>
-          <w:tcPr>
-            <w:tcW w:type="dxa" w:w="1728"/>
-          </w:tcPr>
-          <w:p>
-            <w:r>
-              <w:rPr>
-                <w:sz w:val="19"/>
-              </w:rPr>
-              <w:t>срок годности 82%</w:t>
-            </w:r>
-          </w:p>
-        </w:tc>
-        <w:tc>
-          <w:tcPr>
-            <w:tcW w:type="dxa" w:w="1728"/>
-          </w:tcPr>
-          <w:p>
-            <w:r>
-              <w:rPr>
-                <w:sz w:val="19"/>
-              </w:rPr>
-              <w:t>6</w:t>
-            </w:r>
-          </w:p>
-        </w:tc>
-        <w:tc>
-          <w:tcPr>
-            <w:tcW w:type="dxa" w:w="1728"/>
-          </w:tcPr>
-          <w:p>
-            <w:r>
-              <w:rPr>
-                <w:sz w:val="19"/>
-              </w:rPr>
-              <w:t>465</w:t>
-            </w:r>
-          </w:p>
-        </w:tc>
-      </w:tr>
-      <w:tr>
-        <w:tc>
-          <w:tcPr>
-            <w:tcW w:type="dxa" w:w="1728"/>
-          </w:tcPr>
-          <w:p>
-            <w:r>
-              <w:rPr>
-                <w:sz w:val="19"/>
-              </w:rPr>
-              <w:t>REXANT паяльный жир 20 г</w:t>
-            </w:r>
-          </w:p>
-        </w:tc>
-        <w:tc>
-          <w:tcPr>
-            <w:tcW w:type="dxa" w:w="1728"/>
-          </w:tcPr>
-          <w:p>
-            <w:r>
-              <w:rPr>
-                <w:sz w:val="19"/>
-              </w:rPr>
-              <w:t>352</w:t>
-            </w:r>
-          </w:p>
-        </w:tc>
-        <w:tc>
-          <w:tcPr>
-            <w:tcW w:type="dxa" w:w="1728"/>
-          </w:tcPr>
-          <w:p>
-            <w:r>
-              <w:rPr>
-                <w:sz w:val="19"/>
-              </w:rPr>
-              <w:t>срок годности 100%</w:t>
-            </w:r>
-          </w:p>
-        </w:tc>
-        <w:tc>
-          <w:tcPr>
-            <w:tcW w:type="dxa" w:w="1728"/>
-          </w:tcPr>
-          <w:p>
-            <w:r>
-              <w:rPr>
-                <w:sz w:val="19"/>
-              </w:rPr>
-              <w:t>1</w:t>
-            </w:r>
-          </w:p>
-        </w:tc>
-        <w:tc>
-          <w:tcPr>
-            <w:tcW w:type="dxa" w:w="1728"/>
-          </w:tcPr>
-          <w:p>
-            <w:r>
-              <w:rPr>
-                <w:sz w:val="19"/>
-              </w:rPr>
-              <w:t>358</w:t>
             </w:r>
           </w:p>
         </w:tc>
@@ -1311,6 +1249,274 @@
           </w:p>
         </w:tc>
       </w:tr>
+      <w:tr>
+        <w:tc>
+          <w:tcPr>
+            <w:tcW w:type="dxa" w:w="1728"/>
+          </w:tcPr>
+          <w:p>
+            <w:r>
+              <w:rPr>
+                <w:sz w:val="19"/>
+              </w:rPr>
+              <w:t>Dauer Пескобетон М-300, 50 кг</w:t>
+            </w:r>
+          </w:p>
+        </w:tc>
+        <w:tc>
+          <w:tcPr>
+            <w:tcW w:type="dxa" w:w="1728"/>
+          </w:tcPr>
+          <w:p>
+            <w:r>
+              <w:rPr>
+                <w:sz w:val="19"/>
+              </w:rPr>
+              <w:t>110</w:t>
+            </w:r>
+          </w:p>
+        </w:tc>
+        <w:tc>
+          <w:tcPr>
+            <w:tcW w:type="dxa" w:w="1728"/>
+          </w:tcPr>
+          <w:p>
+            <w:r>
+              <w:rPr>
+                <w:sz w:val="19"/>
+              </w:rPr>
+              <w:t>мех. повреждение 61%</w:t>
+            </w:r>
+          </w:p>
+        </w:tc>
+        <w:tc>
+          <w:tcPr>
+            <w:tcW w:type="dxa" w:w="1728"/>
+          </w:tcPr>
+          <w:p>
+            <w:r>
+              <w:rPr>
+                <w:sz w:val="19"/>
+              </w:rPr>
+              <w:t>8</w:t>
+            </w:r>
+          </w:p>
+        </w:tc>
+        <w:tc>
+          <w:tcPr>
+            <w:tcW w:type="dxa" w:w="1728"/>
+          </w:tcPr>
+          <w:p>
+            <w:r>
+              <w:rPr>
+                <w:sz w:val="19"/>
+              </w:rPr>
+              <w:t>258</w:t>
+            </w:r>
+          </w:p>
+        </w:tc>
+      </w:tr>
+      <w:tr>
+        <w:tc>
+          <w:tcPr>
+            <w:tcW w:type="dxa" w:w="1728"/>
+          </w:tcPr>
+          <w:p>
+            <w:r>
+              <w:rPr>
+                <w:sz w:val="19"/>
+              </w:rPr>
+              <w:t>Dauer Пескобетон М-300, 30 кг</w:t>
+            </w:r>
+          </w:p>
+        </w:tc>
+        <w:tc>
+          <w:tcPr>
+            <w:tcW w:type="dxa" w:w="1728"/>
+          </w:tcPr>
+          <w:p>
+            <w:r>
+              <w:rPr>
+                <w:sz w:val="19"/>
+              </w:rPr>
+              <w:t>109</w:t>
+            </w:r>
+          </w:p>
+        </w:tc>
+        <w:tc>
+          <w:tcPr>
+            <w:tcW w:type="dxa" w:w="1728"/>
+          </w:tcPr>
+          <w:p>
+            <w:r>
+              <w:rPr>
+                <w:sz w:val="19"/>
+              </w:rPr>
+              <w:t>мех. повреждение 49%</w:t>
+            </w:r>
+          </w:p>
+        </w:tc>
+        <w:tc>
+          <w:tcPr>
+            <w:tcW w:type="dxa" w:w="1728"/>
+          </w:tcPr>
+          <w:p>
+            <w:r>
+              <w:rPr>
+                <w:sz w:val="19"/>
+              </w:rPr>
+              <w:t>8</w:t>
+            </w:r>
+          </w:p>
+        </w:tc>
+        <w:tc>
+          <w:tcPr>
+            <w:tcW w:type="dxa" w:w="1728"/>
+          </w:tcPr>
+          <w:p>
+            <w:r>
+              <w:rPr>
+                <w:sz w:val="19"/>
+              </w:rPr>
+              <w:t>708</w:t>
+            </w:r>
+          </w:p>
+        </w:tc>
+      </w:tr>
+      <w:tr>
+        <w:tc>
+          <w:tcPr>
+            <w:tcW w:type="dxa" w:w="1728"/>
+          </w:tcPr>
+          <w:p>
+            <w:r>
+              <w:rPr>
+                <w:sz w:val="19"/>
+              </w:rPr>
+              <w:t>Dauer Пескобетон М-300, 40 кг</w:t>
+            </w:r>
+          </w:p>
+        </w:tc>
+        <w:tc>
+          <w:tcPr>
+            <w:tcW w:type="dxa" w:w="1728"/>
+          </w:tcPr>
+          <w:p>
+            <w:r>
+              <w:rPr>
+                <w:sz w:val="19"/>
+              </w:rPr>
+              <w:t>106</w:t>
+            </w:r>
+          </w:p>
+        </w:tc>
+        <w:tc>
+          <w:tcPr>
+            <w:tcW w:type="dxa" w:w="1728"/>
+          </w:tcPr>
+          <w:p>
+            <w:r>
+              <w:rPr>
+                <w:sz w:val="19"/>
+              </w:rPr>
+              <w:t>мех. повреждение 45%</w:t>
+            </w:r>
+          </w:p>
+        </w:tc>
+        <w:tc>
+          <w:tcPr>
+            <w:tcW w:type="dxa" w:w="1728"/>
+          </w:tcPr>
+          <w:p>
+            <w:r>
+              <w:rPr>
+                <w:sz w:val="19"/>
+              </w:rPr>
+              <w:t>8</w:t>
+            </w:r>
+          </w:p>
+        </w:tc>
+        <w:tc>
+          <w:tcPr>
+            <w:tcW w:type="dxa" w:w="1728"/>
+          </w:tcPr>
+          <w:p>
+            <w:r>
+              <w:rPr>
+                <w:sz w:val="19"/>
+              </w:rPr>
+              <w:t>869</w:t>
+            </w:r>
+          </w:p>
+        </w:tc>
+      </w:tr>
+      <w:tr>
+        <w:tc>
+          <w:tcPr>
+            <w:tcW w:type="dxa" w:w="1728"/>
+          </w:tcPr>
+          <w:p>
+            <w:r>
+              <w:rPr>
+                <w:sz w:val="19"/>
+              </w:rPr>
+              <w:t>Центурион Профиль торцевой ПВХ 3 м</w:t>
+            </w:r>
+          </w:p>
+        </w:tc>
+        <w:tc>
+          <w:tcPr>
+            <w:tcW w:type="dxa" w:w="1728"/>
+          </w:tcPr>
+          <w:p>
+            <w:r>
+              <w:rPr>
+                <w:sz w:val="19"/>
+              </w:rPr>
+              <w:t>105</w:t>
+            </w:r>
+          </w:p>
+        </w:tc>
+        <w:tc>
+          <w:tcPr>
+            <w:tcW w:type="dxa" w:w="1728"/>
+          </w:tcPr>
+          <w:p>
+            <w:r>
+              <w:rPr>
+                <w:sz w:val="19"/>
+              </w:rPr>
+              <w:t>мех. повреждение 100%</w:t>
+            </w:r>
+          </w:p>
+        </w:tc>
+        <w:tc>
+          <w:tcPr>
+            <w:tcW w:type="dxa" w:w="1728"/>
+          </w:tcPr>
+          <w:p>
+            <w:r>
+              <w:rPr>
+                <w:sz w:val="19"/>
+              </w:rPr>
+              <w:t>5</w:t>
+            </w:r>
+          </w:p>
+        </w:tc>
+        <w:tc>
+          <w:tcPr>
+            <w:tcW w:type="dxa" w:w="1728"/>
+          </w:tcPr>
+          <w:p>
+            <w:r>
+              <w:rPr>
+                <w:sz w:val="19"/>
+              </w:rPr>
+              <w:t>313</w:t>
+            </w:r>
+          </w:p>
+        </w:tc>
+      </w:tr>
     </w:tbl>
     <w:p>
       <w:r>
@@ -1319,7 +1525,7 @@
           <w:color w:val="595959"/>
           <w:sz w:val="18"/>
         </w:rPr>
-        <w:t>Много недель с браком — дефект устойчивый, эффект мероприятия будет виден быстро. Одна неделя — выброс партией.</w:t>
+        <w:t>Много недель с браком — дефект устойчивый, эффект мероприятия будет виден быстро. Одна неделя — разовый выброс, мерами хранения его не поймать.</w:t>
       </w:r>
     </w:p>
     <w:p/>
@@ -1338,7 +1544,371 @@
         <w:rPr>
           <w:sz w:val="21"/>
         </w:rPr>
-        <w:t>Выбрали по двум признакам: дефект держится на небольшом числе товаров или на одной модели хранения, и у склада есть понятное действие. По каждому — что видим, что предлагаем и как мерить.</w:t>
+        <w:t>Выбрали по трём признакам: дефект держится на небольшом числе товаров или на одной модели хранения; у склада есть понятное действие; и это не пересекается с тем, что уже взято. Вместе четыре направления — 9 184 акта за восемь недель, треть всего брака без сроков. По каждому — что видим, что предлагаем и как мерить.</w:t>
+      </w:r>
+    </w:p>
+    <w:tbl>
+      <w:tblPr>
+        <w:tblStyle w:val="LightGrid-Accent1"/>
+        <w:tblW w:type="auto" w:w="0"/>
+        <w:tblLook w:firstColumn="1" w:firstRow="1" w:lastColumn="0" w:lastRow="0" w:noHBand="0" w:noVBand="1" w:val="04A0"/>
+      </w:tblPr>
+      <w:tblGrid>
+        <w:gridCol w:w="1728"/>
+        <w:gridCol w:w="1728"/>
+        <w:gridCol w:w="1728"/>
+        <w:gridCol w:w="1728"/>
+        <w:gridCol w:w="1728"/>
+      </w:tblGrid>
+      <w:tr>
+        <w:tc>
+          <w:tcPr>
+            <w:tcW w:type="dxa" w:w="1728"/>
+          </w:tcPr>
+          <w:p>
+            <w:r>
+              <w:rPr>
+                <w:b/>
+                <w:sz w:val="19"/>
+              </w:rPr>
+              <w:t>Направление</w:t>
+            </w:r>
+          </w:p>
+        </w:tc>
+        <w:tc>
+          <w:tcPr>
+            <w:tcW w:type="dxa" w:w="1728"/>
+          </w:tcPr>
+          <w:p>
+            <w:r>
+              <w:rPr>
+                <w:b/>
+                <w:sz w:val="19"/>
+              </w:rPr>
+              <w:t>Актов за 8 нед</w:t>
+            </w:r>
+          </w:p>
+        </w:tc>
+        <w:tc>
+          <w:tcPr>
+            <w:tcW w:type="dxa" w:w="1728"/>
+          </w:tcPr>
+          <w:p>
+            <w:r>
+              <w:rPr>
+                <w:b/>
+                <w:sz w:val="19"/>
+              </w:rPr>
+              <w:t>Доля</w:t>
+            </w:r>
+          </w:p>
+        </w:tc>
+        <w:tc>
+          <w:tcPr>
+            <w:tcW w:type="dxa" w:w="1728"/>
+          </w:tcPr>
+          <w:p>
+            <w:r>
+              <w:rPr>
+                <w:b/>
+                <w:sz w:val="19"/>
+              </w:rPr>
+              <w:t>В неделю</w:t>
+            </w:r>
+          </w:p>
+        </w:tc>
+        <w:tc>
+          <w:tcPr>
+            <w:tcW w:type="dxa" w:w="1728"/>
+          </w:tcPr>
+          <w:p>
+            <w:r>
+              <w:rPr>
+                <w:b/>
+                <w:sz w:val="19"/>
+              </w:rPr>
+              <w:t>Динамика</w:t>
+            </w:r>
+          </w:p>
+        </w:tc>
+      </w:tr>
+      <w:tr>
+        <w:tc>
+          <w:tcPr>
+            <w:tcW w:type="dxa" w:w="1728"/>
+          </w:tcPr>
+          <w:p>
+            <w:r>
+              <w:rPr>
+                <w:sz w:val="19"/>
+              </w:rPr>
+              <w:t>Хрупкие длинномеры · мех. повреждение</w:t>
+            </w:r>
+          </w:p>
+        </w:tc>
+        <w:tc>
+          <w:tcPr>
+            <w:tcW w:type="dxa" w:w="1728"/>
+          </w:tcPr>
+          <w:p>
+            <w:r>
+              <w:rPr>
+                <w:sz w:val="19"/>
+              </w:rPr>
+              <w:t>4 036</w:t>
+            </w:r>
+          </w:p>
+        </w:tc>
+        <w:tc>
+          <w:tcPr>
+            <w:tcW w:type="dxa" w:w="1728"/>
+          </w:tcPr>
+          <w:p>
+            <w:r>
+              <w:rPr>
+                <w:sz w:val="19"/>
+              </w:rPr>
+              <w:t>14,4%</w:t>
+            </w:r>
+          </w:p>
+        </w:tc>
+        <w:tc>
+          <w:tcPr>
+            <w:tcW w:type="dxa" w:w="1728"/>
+          </w:tcPr>
+          <w:p>
+            <w:r>
+              <w:rPr>
+                <w:sz w:val="19"/>
+              </w:rPr>
+              <w:t>504</w:t>
+            </w:r>
+          </w:p>
+        </w:tc>
+        <w:tc>
+          <w:tcPr>
+            <w:tcW w:type="dxa" w:w="1728"/>
+          </w:tcPr>
+          <w:p>
+            <w:r>
+              <w:rPr>
+                <w:sz w:val="19"/>
+              </w:rPr>
+              <w:t>спад после пика 1 362</w:t>
+            </w:r>
+          </w:p>
+        </w:tc>
+      </w:tr>
+      <w:tr>
+        <w:tc>
+          <w:tcPr>
+            <w:tcW w:type="dxa" w:w="1728"/>
+          </w:tcPr>
+          <w:p>
+            <w:r>
+              <w:rPr>
+                <w:sz w:val="19"/>
+              </w:rPr>
+              <w:t>Тара с крышкой · некомплект</w:t>
+            </w:r>
+          </w:p>
+        </w:tc>
+        <w:tc>
+          <w:tcPr>
+            <w:tcW w:type="dxa" w:w="1728"/>
+          </w:tcPr>
+          <w:p>
+            <w:r>
+              <w:rPr>
+                <w:sz w:val="19"/>
+              </w:rPr>
+              <w:t>2 034</w:t>
+            </w:r>
+          </w:p>
+        </w:tc>
+        <w:tc>
+          <w:tcPr>
+            <w:tcW w:type="dxa" w:w="1728"/>
+          </w:tcPr>
+          <w:p>
+            <w:r>
+              <w:rPr>
+                <w:sz w:val="19"/>
+              </w:rPr>
+              <w:t>7,2%</w:t>
+            </w:r>
+          </w:p>
+        </w:tc>
+        <w:tc>
+          <w:tcPr>
+            <w:tcW w:type="dxa" w:w="1728"/>
+          </w:tcPr>
+          <w:p>
+            <w:r>
+              <w:rPr>
+                <w:sz w:val="19"/>
+              </w:rPr>
+              <w:t>254</w:t>
+            </w:r>
+          </w:p>
+        </w:tc>
+        <w:tc>
+          <w:tcPr>
+            <w:tcW w:type="dxa" w:w="1728"/>
+          </w:tcPr>
+          <w:p>
+            <w:r>
+              <w:rPr>
+                <w:sz w:val="19"/>
+              </w:rPr>
+              <w:t>рост: 1 461 за 4 нед против 573</w:t>
+            </w:r>
+          </w:p>
+        </w:tc>
+      </w:tr>
+      <w:tr>
+        <w:tc>
+          <w:tcPr>
+            <w:tcW w:type="dxa" w:w="1728"/>
+          </w:tcPr>
+          <w:p>
+            <w:r>
+              <w:rPr>
+                <w:sz w:val="19"/>
+              </w:rPr>
+              <w:t>Светильники и лампы · мех. повреждение</w:t>
+            </w:r>
+          </w:p>
+        </w:tc>
+        <w:tc>
+          <w:tcPr>
+            <w:tcW w:type="dxa" w:w="1728"/>
+          </w:tcPr>
+          <w:p>
+            <w:r>
+              <w:rPr>
+                <w:sz w:val="19"/>
+              </w:rPr>
+              <w:t>1 580</w:t>
+            </w:r>
+          </w:p>
+        </w:tc>
+        <w:tc>
+          <w:tcPr>
+            <w:tcW w:type="dxa" w:w="1728"/>
+          </w:tcPr>
+          <w:p>
+            <w:r>
+              <w:rPr>
+                <w:sz w:val="19"/>
+              </w:rPr>
+              <w:t>5,6%</w:t>
+            </w:r>
+          </w:p>
+        </w:tc>
+        <w:tc>
+          <w:tcPr>
+            <w:tcW w:type="dxa" w:w="1728"/>
+          </w:tcPr>
+          <w:p>
+            <w:r>
+              <w:rPr>
+                <w:sz w:val="19"/>
+              </w:rPr>
+              <w:t>198</w:t>
+            </w:r>
+          </w:p>
+        </w:tc>
+        <w:tc>
+          <w:tcPr>
+            <w:tcW w:type="dxa" w:w="1728"/>
+          </w:tcPr>
+          <w:p>
+            <w:r>
+              <w:rPr>
+                <w:sz w:val="19"/>
+              </w:rPr>
+              <w:t>каждую неделю</w:t>
+            </w:r>
+          </w:p>
+        </w:tc>
+      </w:tr>
+      <w:tr>
+        <w:tc>
+          <w:tcPr>
+            <w:tcW w:type="dxa" w:w="1728"/>
+          </w:tcPr>
+          <w:p>
+            <w:r>
+              <w:rPr>
+                <w:sz w:val="19"/>
+              </w:rPr>
+              <w:t>Сыпучка · мешки</w:t>
+            </w:r>
+          </w:p>
+        </w:tc>
+        <w:tc>
+          <w:tcPr>
+            <w:tcW w:type="dxa" w:w="1728"/>
+          </w:tcPr>
+          <w:p>
+            <w:r>
+              <w:rPr>
+                <w:sz w:val="19"/>
+              </w:rPr>
+              <w:t>1 534</w:t>
+            </w:r>
+          </w:p>
+        </w:tc>
+        <w:tc>
+          <w:tcPr>
+            <w:tcW w:type="dxa" w:w="1728"/>
+          </w:tcPr>
+          <w:p>
+            <w:r>
+              <w:rPr>
+                <w:sz w:val="19"/>
+              </w:rPr>
+              <w:t>5,5%</w:t>
+            </w:r>
+          </w:p>
+        </w:tc>
+        <w:tc>
+          <w:tcPr>
+            <w:tcW w:type="dxa" w:w="1728"/>
+          </w:tcPr>
+          <w:p>
+            <w:r>
+              <w:rPr>
+                <w:sz w:val="19"/>
+              </w:rPr>
+              <w:t>192</w:t>
+            </w:r>
+          </w:p>
+        </w:tc>
+        <w:tc>
+          <w:tcPr>
+            <w:tcW w:type="dxa" w:w="1728"/>
+          </w:tcPr>
+          <w:p>
+            <w:r>
+              <w:rPr>
+                <w:sz w:val="19"/>
+              </w:rPr>
+              <w:t>каждую неделю</w:t>
+            </w:r>
+          </w:p>
+        </w:tc>
+      </w:tr>
+    </w:tbl>
+    <w:p>
+      <w:r>
+        <w:rPr>
+          <w:i/>
+          <w:color w:val="595959"/>
+          <w:sz w:val="18"/>
+        </w:rPr>
+        <w:t>Динамика — последние четыре недели против первых четырёх.</w:t>
       </w:r>
     </w:p>
     <w:p/>
@@ -1349,7 +1919,7 @@
           <w:color w:val="1F3864"/>
           <w:sz w:val="25"/>
         </w:rPr>
-        <w:t>1. Срок годности ГСМ, химии и аэрозолей</w:t>
+        <w:t>1. Хрупкие длинномеры</w:t>
       </w:r>
     </w:p>
     <w:p>
@@ -1357,7 +1927,7 @@
         <w:rPr>
           <w:sz w:val="21"/>
         </w:rPr>
-        <w:t>Что видим. 4 296 актов «истёк срок» за восемь недель, пять позиций — две трети из них. Смазка ВМПАВТО 1 342, герметик IRFIX 706, акрил HouseMaster 450 — этот растёт и бракуется шесть недель из восьми, паяльный жир REXANT 352, клей «Момент» эпокси 96. Баллоны TOUA для гвоздей — два вида, 2 265 актов за год; «Премиум» бракуется семь недель из восьми. Модели учёта — М3 (ГСМ), жидкости, аэрозоли.</w:t>
+        <w:t>Что видим. Модель учёта «длинномер хрупкий» с мех. повреждением — самая большая пара на складе: 4 036 актов, 14,4% всего брака без сроков, 737 позиций. Маячковый профиль PROFFIT 6 мм — 758 и брак шесть недель из восьми, 10 мм — 114; торцевой профиль ПВХ — 105; панели ПВХ КронаПласт 2,7 и 3 м; уголки ПилотПро; трубки K-FLEX и трубы PP-R; кабель-каналы. Та самая история 15 сентября, когда полторы тысячи профилей сложили пополам в ячейку.</w:t>
       </w:r>
     </w:p>
     <w:p>
@@ -1365,77 +1935,7 @@
         <w:rPr>
           <w:sz w:val="21"/>
         </w:rPr>
-        <w:t>Что предлагаем. Еженедельный список «истекает через 60 дней» по этим моделям учёта и решение по нему до истечения: уценка, распродажа или возврат поставщику. Отбор по партиям — первым уходит то, что истекает раньше. Это усиливает два мероприятия, которые склад уже взял 15 сентября: ручной контроль сроков ЛВЖ и ГСМ и возврат поставщику товара с приближающимся сроком.</w:t>
-      </w:r>
-    </w:p>
-    <w:p>
-      <w:r>
-        <w:rPr>
-          <w:sz w:val="21"/>
-        </w:rPr>
-        <w:t>Как мерить. Акты «истёк срок» в неделю — база 537. Главная цель — ни одной партии больше ста актов за неделю.</w:t>
-      </w:r>
-    </w:p>
-    <w:p/>
-    <w:p>
-      <w:r>
-        <w:rPr>
-          <w:b/>
-          <w:color w:val="1F3864"/>
-          <w:sz w:val="25"/>
-        </w:rPr>
-        <w:t>2. Некомплект: вёдра с крышкой</w:t>
-      </w:r>
-    </w:p>
-    <w:p>
-      <w:r>
-        <w:rPr>
-          <w:sz w:val="21"/>
-        </w:rPr>
-        <w:t>Что видим. Литровое ведро Тара.ру — 1 147 актов за восемь недель и 3 612 за год, вторая позиция года по числу актов. Последние две недели растут: 382 и 635. Рядом ведро 0,55 л — 187, ведро 2,25 л — 96, ведро REMIX 1 л — 885 за год. Дефект один — некомплект, то есть ведро без крышки. Это та находка, которую Прошин показал 15 сентября.</w:t>
-      </w:r>
-    </w:p>
-    <w:p>
-      <w:r>
-        <w:rPr>
-          <w:sz w:val="21"/>
-        </w:rPr>
-        <w:t>Что предлагаем. Хранить вёдра закрытыми в заводской коробке и не распаковывать до отбора; в лоточное хранение — только в коробке; на приёмке проверять, что крышки на месте.</w:t>
-      </w:r>
-    </w:p>
-    <w:p>
-      <w:r>
-        <w:rPr>
-          <w:sz w:val="21"/>
-        </w:rPr>
-        <w:t>Как мерить. Некомплект по вёдрам Тара.ру и REMIX в неделю. Сейчас пик — 382 и 635 за две последние недели, это и есть база.</w:t>
-      </w:r>
-    </w:p>
-    <w:p/>
-    <w:p>
-      <w:r>
-        <w:rPr>
-          <w:b/>
-          <w:color w:val="1F3864"/>
-          <w:sz w:val="25"/>
-        </w:rPr>
-        <w:t>3. Длинномеры: мех. повреждение хрупких</w:t>
-      </w:r>
-    </w:p>
-    <w:p>
-      <w:r>
-        <w:rPr>
-          <w:sz w:val="21"/>
-        </w:rPr>
-        <w:t>Что видим. Пара «хрупкий длинномер — мех. повреждение» — самая большая на складе: 4 036 актов за восемь недель, 12,5% всех. Маячковый профиль PROFFIT 6 мм — 758 и брак шесть недель из восьми, 1 510 за год; 10 мм — 114; торцевой профиль ПВХ — 105; панель ПВХ 2,7 м — 634 за год; уголки ПилотПро и кабель-каналы — брак шесть недель из восьми и больше. Та самая история 15 сентября, когда полторы тысячи профилей сложили пополам в ячейку.</w:t>
-      </w:r>
-    </w:p>
-    <w:p>
-      <w:r>
-        <w:rPr>
-          <w:sz w:val="21"/>
-        </w:rPr>
-        <w:t>Что предлагаем. Хранить горизонтально в кассетах или на консольных стеллажах, запретить складывать и сгибать под размер ячейки, перемещать только на тележке для длинномеров.</w:t>
+        <w:t>Что предлагаем. Хранить горизонтально в кассетах или на консольных стеллажах, запретить складывать и сгибать под размер ячейки, перемещать только на тележке для длинномеров. С отгрузочной обрешёткой Бека не пересекается: там — перевозка, здесь — хранение и отбор.</w:t>
       </w:r>
     </w:p>
     <w:p>
@@ -1454,7 +1954,7 @@
           <w:color w:val="1F3864"/>
           <w:sz w:val="25"/>
         </w:rPr>
-        <w:t>4. Сыпучка: пескобетон Dauer</w:t>
+        <w:t>2. Тара с крышкой: некомплект</w:t>
       </w:r>
     </w:p>
     <w:p>
@@ -1462,7 +1962,7 @@
         <w:rPr>
           <w:sz w:val="21"/>
         </w:rPr>
-        <w:t>Что видим. Пескобетон Dauer 30, 40 и 50 кг вместе — 325 актов за восемь недель и 1 835 за год, и брак идёт каждую неделю. Половина — мех. повреждение, треть — нарушение целостности: мешки рвут. Самый устойчивый кандидат — эффект будет виден через две недели.</w:t>
+        <w:t>Что видим. Ведро без крышки, контейнер без крышки — 2 034 акта некомплекта у 133 товаров «с крышкой», 11 200 за год. И растёт: последние четыре недели — 1 461 против 573 в первые четыре, за последнюю неделю — 677. Литровое ведро Тара.ру — 1 147 за восемь недель и 3 612 за год, вторая позиция года; рядом вёдра 0,55 и 2,25 л, вёдра REMIX, контейнеры Rox Box и ПОЛИМЕРБЫТ, металлические вёдра. Это та находка, которую Прошин показал 15 сентября. От составных товаров (триммеры) отличается причиной: там части отбирают отдельно, здесь крышка теряется при хранении в лотке.</w:t>
       </w:r>
     </w:p>
     <w:p>
@@ -1470,7 +1970,7 @@
         <w:rPr>
           <w:sz w:val="21"/>
         </w:rPr>
-        <w:t>Что предлагаем. Паллет с прокладкой и стрейчем, запрет вил и крюков по мешкам, не ставить в нижний ярус под тяжёлое, отдельная зона под сыпучку.</w:t>
+        <w:t>Что предлагаем. Хранить комплектом в заводской коробке или в плёнке и не распаковывать до отбора; в лоточное хранение — только с надетой крышкой; на приёмке проверять, что крышки на месте.</w:t>
       </w:r>
     </w:p>
     <w:p>
@@ -1478,7 +1978,77 @@
         <w:rPr>
           <w:sz w:val="21"/>
         </w:rPr>
-        <w:t>Как мерить. Акты по пескобетону Dauer в неделю — база 41.</w:t>
+        <w:t>Как мерить. Некомплект по товарам с крышкой в неделю — база 254, пик последней недели 677.</w:t>
+      </w:r>
+    </w:p>
+    <w:p/>
+    <w:p>
+      <w:r>
+        <w:rPr>
+          <w:b/>
+          <w:color w:val="1F3864"/>
+          <w:sz w:val="25"/>
+        </w:rPr>
+        <w:t>3. Светильники-панели и трубчатые лампы</w:t>
+      </w:r>
+    </w:p>
+    <w:p>
+      <w:r>
+        <w:rPr>
+          <w:sz w:val="21"/>
+        </w:rPr>
+        <w:t>Новое направление. Мех. повреждение освещения и светильников — 1 580 актов, 5,6%, брак идёт каждую неделю, 7 553 за год. Лидируют панели 595×595 (ЭРА, Сириус, KRASO, Neox) и светодиодные лампы T8 длиной 1,2–1,5 м (Gigant, КОСМОС, IN HOME): плоский или длинный хрупкий товар в тонкой коробке. Модель учёта «хрупкий крупный» — 1 288 актов.</w:t>
+      </w:r>
+    </w:p>
+    <w:p>
+      <w:r>
+        <w:rPr>
+          <w:sz w:val="21"/>
+        </w:rPr>
+        <w:t>Что предлагаем. Панели хранить на ребре в заводских коробках, без штабеля и без тяжёлого сверху; лампы T8 — в кассете или лотке по длине, а не поперёк ячейки. Отбирать панели последними в задании, чтобы они не лежали под остальным товаром.</w:t>
+      </w:r>
+    </w:p>
+    <w:p>
+      <w:r>
+        <w:rPr>
+          <w:sz w:val="21"/>
+        </w:rPr>
+        <w:t>Как мерить. Мех. повреждение освещения и светильников в неделю — база 198.</w:t>
+      </w:r>
+    </w:p>
+    <w:p/>
+    <w:p>
+      <w:r>
+        <w:rPr>
+          <w:b/>
+          <w:color w:val="1F3864"/>
+          <w:sz w:val="25"/>
+        </w:rPr>
+        <w:t>4. Сыпучка: мешки</w:t>
+      </w:r>
+    </w:p>
+    <w:p>
+      <w:r>
+        <w:rPr>
+          <w:sz w:val="21"/>
+        </w:rPr>
+        <w:t>Что видим. Мешки — 1 534 акта, 5,5%, 7 128 за год, брак каждую неделю без провалов. Пескобетон Dauer 30, 40 и 50 кг — 325 актов и брак все восемь недель; цемент Movatex, холодный асфальт, монтажно-кладочная смесь, клей LITOKOL. Половина — мех. повреждение, треть — нарушение целостности: мешки рвут.</w:t>
+      </w:r>
+    </w:p>
+    <w:p>
+      <w:r>
+        <w:rPr>
+          <w:sz w:val="21"/>
+        </w:rPr>
+        <w:t>Что предлагаем. Паллет с прокладкой и стрейчем, запрет вил и крюков по мешкам, не ставить в нижний ярус под тяжёлое, отдельная зона под сыпучку. Самый устойчивый кандидат — эффект будет виден через две недели.</w:t>
+      </w:r>
+    </w:p>
+    <w:p>
+      <w:r>
+        <w:rPr>
+          <w:sz w:val="21"/>
+        </w:rPr>
+        <w:t>Как мерить. Все акты по модели «сыпучка» в неделю — база 192; отдельно пескобетон Dauer — 41.</w:t>
       </w:r>
     </w:p>
     <w:p/>
@@ -1490,6 +2060,30 @@
           <w:sz w:val="25"/>
         </w:rPr>
         <w:t>Во второй заход</w:t>
+      </w:r>
+    </w:p>
+    <w:p>
+      <w:pPr>
+        <w:pStyle w:val="ListBullet"/>
+        <w:spacing w:after="40"/>
+      </w:pPr>
+      <w:r>
+        <w:rPr>
+          <w:sz w:val="21"/>
+        </w:rPr>
+        <w:t>Лёгкие коробки Ф(БК.ЛЕГК) — 2 001 акт мех. повреждений, но размазаны по 837 позициям: только общее правило хранения модели, отдельным товаром не взять.</w:t>
+      </w:r>
+    </w:p>
+    <w:p>
+      <w:pPr>
+        <w:pStyle w:val="ListBullet"/>
+        <w:spacing w:after="40"/>
+      </w:pPr>
+      <w:r>
+        <w:rPr>
+          <w:sz w:val="21"/>
+        </w:rPr>
+        <w:t>Строительная химия — некомплект, нет маркировки и не товарный вид, 1 455 актов: герметики и клеи без носика или колпачка. Близко к треку ЛВЖ у Бека — уточнить, забирает ли он.</w:t>
       </w:r>
     </w:p>
     <w:p>
@@ -1516,18 +2110,6 @@
         <w:t>Лопата Грандмастер — 105 актов «прочие дефекты» за последнюю неделю: сначала понять, что написано в актах.</w:t>
       </w:r>
     </w:p>
-    <w:p>
-      <w:pPr>
-        <w:pStyle w:val="ListBullet"/>
-        <w:spacing w:after="40"/>
-      </w:pPr>
-      <w:r>
-        <w:rPr>
-          <w:sz w:val="21"/>
-        </w:rPr>
-        <w:t>Лёгкие коробки Ф(БК.ЛЕГК) — 2 001 акт мех. повреждений и 1 197 некомплекта: вторая по величине модель хранения, разбирать отдельно.</w:t>
-      </w:r>
-    </w:p>
     <w:p/>
     <w:p>
       <w:r>
@@ -1544,7 +2126,7 @@
         <w:rPr>
           <w:sz w:val="21"/>
         </w:rPr>
-        <w:t>На встрече фиксируем по каждому направлению ответственного и дату внедрения. На сайте под каждое направление заводится рабочая группа товаров — вёдра, хрупкие длинномеры, пескобетон, ГСМ со сроком — и считается «до и после» против общего фона: если по группе упало, а общий брак стоит, эффект от мероприятия, а не от сезона. Первая проверка через две недели после внедрения, решение — через четыре.</w:t>
+        <w:t>На встрече фиксируем по каждому направлению ответственного и дату внедрения. На сайте под каждое направление заводится рабочая группа товаров — хрупкие длинномеры, тара с крышкой, светильники, сыпучка — и считается «до и после» против общего фона: если по группе упало, а общий брак стоит, эффект от мероприятия, а не от сезона. Первая проверка через две недели после внедрения, решение — через четыре.</w:t>
       </w:r>
     </w:p>
     <w:p>
@@ -1563,7 +2145,7 @@
           <w:color w:val="1F3864"/>
           <w:sz w:val="25"/>
         </w:rPr>
-        <w:t>Что просим у склада 23.09</w:t>
+        <w:t>Что просим у склада</w:t>
       </w:r>
     </w:p>
     <w:p>
@@ -1599,7 +2181,7 @@
         <w:rPr>
           <w:sz w:val="21"/>
         </w:rPr>
-        <w:t>По срокам годности — кто формирует еженедельный список и кто принимает решение по нему.</w:t>
+        <w:t>По строительной химии — ответ, входит ли она в трек ЛВЖ.</w:t>
       </w:r>
     </w:p>
     <w:sectPr>
